--- a/example/2 KAD/7 Assess Mapping Matrix/ICTAII501 Assessment Mapping Matrix (F122A8).docx
+++ b/example/2 KAD/7 Assess Mapping Matrix/ICTAII501 Assessment Mapping Matrix (F122A8).docx
@@ -322,6 +322,9 @@
             <w:vAlign w:val="center"/>
           </w:tcPr>
           <w:p>
+            <w:pPr>
+              <w:jc w:val="center"/>
+            </w:pPr>
             <w:r>
               <w:t>AT1 Identify Opportunities for AI Task Automation</w:t>
             </w:r>
@@ -334,6 +337,9 @@
             <w:vAlign w:val="center"/>
           </w:tcPr>
           <w:p>
+            <w:pPr>
+              <w:jc w:val="center"/>
+            </w:pPr>
             <w:r>
               <w:t>AT2 Knowledge-Based Assessment - Understanding AI, ML, and DL (Weeks 1–6)</w:t>
             </w:r>
@@ -345,6 +351,9 @@
             <w:vAlign w:val="center"/>
           </w:tcPr>
           <w:p>
+            <w:pPr>
+              <w:jc w:val="center"/>
+            </w:pPr>
             <w:r>
               <w:t>AT3 Knowledge-Based Assessment - Understanding AI, ML, and DL (Weeks 8-13)</w:t>
             </w:r>
@@ -357,6 +366,9 @@
             <w:vAlign w:val="center"/>
           </w:tcPr>
           <w:p>
+            <w:pPr>
+              <w:jc w:val="center"/>
+            </w:pPr>
             <w:r>
               <w:t>AT4 Apply Machine Learning to Task Automation</w:t>
             </w:r>
@@ -586,6 +598,9 @@
             <w:vAlign w:val="center"/>
           </w:tcPr>
           <w:p>
+            <w:pPr>
+              <w:jc w:val="center"/>
+            </w:pPr>
             <w:r/>
           </w:p>
         </w:tc>
@@ -596,6 +611,9 @@
             <w:vAlign w:val="center"/>
           </w:tcPr>
           <w:p>
+            <w:pPr>
+              <w:jc w:val="center"/>
+            </w:pPr>
             <w:r/>
           </w:p>
         </w:tc>
@@ -605,6 +623,9 @@
             <w:vAlign w:val="center"/>
           </w:tcPr>
           <w:p>
+            <w:pPr>
+              <w:jc w:val="center"/>
+            </w:pPr>
             <w:r/>
           </w:p>
         </w:tc>
@@ -615,6 +636,9 @@
             <w:vAlign w:val="center"/>
           </w:tcPr>
           <w:p>
+            <w:pPr>
+              <w:jc w:val="center"/>
+            </w:pPr>
             <w:r>
               <w:t>1</w:t>
             </w:r>
@@ -645,6 +669,9 @@
             <w:vAlign w:val="center"/>
           </w:tcPr>
           <w:p>
+            <w:pPr>
+              <w:jc w:val="center"/>
+            </w:pPr>
             <w:r/>
           </w:p>
         </w:tc>
@@ -655,6 +682,9 @@
             <w:vAlign w:val="center"/>
           </w:tcPr>
           <w:p>
+            <w:pPr>
+              <w:jc w:val="center"/>
+            </w:pPr>
             <w:r/>
           </w:p>
         </w:tc>
@@ -664,6 +694,9 @@
             <w:vAlign w:val="center"/>
           </w:tcPr>
           <w:p>
+            <w:pPr>
+              <w:jc w:val="center"/>
+            </w:pPr>
             <w:r/>
           </w:p>
         </w:tc>
@@ -674,6 +707,9 @@
             <w:vAlign w:val="center"/>
           </w:tcPr>
           <w:p>
+            <w:pPr>
+              <w:jc w:val="center"/>
+            </w:pPr>
             <w:r>
               <w:t>2</w:t>
             </w:r>
@@ -704,6 +740,9 @@
             <w:vAlign w:val="center"/>
           </w:tcPr>
           <w:p>
+            <w:pPr>
+              <w:jc w:val="center"/>
+            </w:pPr>
             <w:r/>
           </w:p>
         </w:tc>
@@ -714,6 +753,9 @@
             <w:vAlign w:val="center"/>
           </w:tcPr>
           <w:p>
+            <w:pPr>
+              <w:jc w:val="center"/>
+            </w:pPr>
             <w:r/>
           </w:p>
         </w:tc>
@@ -723,6 +765,9 @@
             <w:vAlign w:val="center"/>
           </w:tcPr>
           <w:p>
+            <w:pPr>
+              <w:jc w:val="center"/>
+            </w:pPr>
             <w:r/>
           </w:p>
         </w:tc>
@@ -733,6 +778,9 @@
             <w:vAlign w:val="center"/>
           </w:tcPr>
           <w:p>
+            <w:pPr>
+              <w:jc w:val="center"/>
+            </w:pPr>
             <w:r>
               <w:t>2</w:t>
             </w:r>
@@ -763,6 +811,9 @@
             <w:vAlign w:val="center"/>
           </w:tcPr>
           <w:p>
+            <w:pPr>
+              <w:jc w:val="center"/>
+            </w:pPr>
             <w:r/>
           </w:p>
         </w:tc>
@@ -773,6 +824,9 @@
             <w:vAlign w:val="center"/>
           </w:tcPr>
           <w:p>
+            <w:pPr>
+              <w:jc w:val="center"/>
+            </w:pPr>
             <w:r/>
           </w:p>
         </w:tc>
@@ -782,6 +836,9 @@
             <w:vAlign w:val="center"/>
           </w:tcPr>
           <w:p>
+            <w:pPr>
+              <w:jc w:val="center"/>
+            </w:pPr>
             <w:r/>
           </w:p>
         </w:tc>
@@ -792,6 +849,9 @@
             <w:vAlign w:val="center"/>
           </w:tcPr>
           <w:p>
+            <w:pPr>
+              <w:jc w:val="center"/>
+            </w:pPr>
             <w:r>
               <w:t>2</w:t>
             </w:r>
@@ -822,6 +882,9 @@
             <w:vAlign w:val="center"/>
           </w:tcPr>
           <w:p>
+            <w:pPr>
+              <w:jc w:val="center"/>
+            </w:pPr>
             <w:r/>
           </w:p>
         </w:tc>
@@ -832,6 +895,9 @@
             <w:vAlign w:val="center"/>
           </w:tcPr>
           <w:p>
+            <w:pPr>
+              <w:jc w:val="center"/>
+            </w:pPr>
             <w:r/>
           </w:p>
         </w:tc>
@@ -841,6 +907,9 @@
             <w:vAlign w:val="center"/>
           </w:tcPr>
           <w:p>
+            <w:pPr>
+              <w:jc w:val="center"/>
+            </w:pPr>
             <w:r/>
           </w:p>
         </w:tc>
@@ -851,6 +920,9 @@
             <w:vAlign w:val="center"/>
           </w:tcPr>
           <w:p>
+            <w:pPr>
+              <w:jc w:val="center"/>
+            </w:pPr>
             <w:r>
               <w:t>3</w:t>
             </w:r>
@@ -1097,6 +1169,9 @@
             <w:vAlign w:val="center"/>
           </w:tcPr>
           <w:p>
+            <w:pPr>
+              <w:jc w:val="center"/>
+            </w:pPr>
             <w:r/>
           </w:p>
         </w:tc>
@@ -1107,6 +1182,9 @@
             <w:vAlign w:val="center"/>
           </w:tcPr>
           <w:p>
+            <w:pPr>
+              <w:jc w:val="center"/>
+            </w:pPr>
             <w:r/>
           </w:p>
         </w:tc>
@@ -1116,6 +1194,9 @@
             <w:vAlign w:val="center"/>
           </w:tcPr>
           <w:p>
+            <w:pPr>
+              <w:jc w:val="center"/>
+            </w:pPr>
             <w:r/>
           </w:p>
         </w:tc>
@@ -1126,6 +1207,9 @@
             <w:vAlign w:val="center"/>
           </w:tcPr>
           <w:p>
+            <w:pPr>
+              <w:jc w:val="center"/>
+            </w:pPr>
             <w:r>
               <w:t>3</w:t>
             </w:r>
@@ -1156,6 +1240,9 @@
             <w:vAlign w:val="center"/>
           </w:tcPr>
           <w:p>
+            <w:pPr>
+              <w:jc w:val="center"/>
+            </w:pPr>
             <w:r/>
           </w:p>
         </w:tc>
@@ -1166,6 +1253,9 @@
             <w:vAlign w:val="center"/>
           </w:tcPr>
           <w:p>
+            <w:pPr>
+              <w:jc w:val="center"/>
+            </w:pPr>
             <w:r/>
           </w:p>
         </w:tc>
@@ -1175,6 +1265,9 @@
             <w:vAlign w:val="center"/>
           </w:tcPr>
           <w:p>
+            <w:pPr>
+              <w:jc w:val="center"/>
+            </w:pPr>
             <w:r/>
           </w:p>
         </w:tc>
@@ -1185,6 +1278,9 @@
             <w:vAlign w:val="center"/>
           </w:tcPr>
           <w:p>
+            <w:pPr>
+              <w:jc w:val="center"/>
+            </w:pPr>
             <w:r>
               <w:t>4</w:t>
             </w:r>
@@ -1215,6 +1311,9 @@
             <w:vAlign w:val="center"/>
           </w:tcPr>
           <w:p>
+            <w:pPr>
+              <w:jc w:val="center"/>
+            </w:pPr>
             <w:r/>
           </w:p>
         </w:tc>
@@ -1225,6 +1324,9 @@
             <w:vAlign w:val="center"/>
           </w:tcPr>
           <w:p>
+            <w:pPr>
+              <w:jc w:val="center"/>
+            </w:pPr>
             <w:r/>
           </w:p>
         </w:tc>
@@ -1234,6 +1336,9 @@
             <w:vAlign w:val="center"/>
           </w:tcPr>
           <w:p>
+            <w:pPr>
+              <w:jc w:val="center"/>
+            </w:pPr>
             <w:r/>
           </w:p>
         </w:tc>
@@ -1244,6 +1349,9 @@
             <w:vAlign w:val="center"/>
           </w:tcPr>
           <w:p>
+            <w:pPr>
+              <w:jc w:val="center"/>
+            </w:pPr>
             <w:r>
               <w:t>4</w:t>
             </w:r>
@@ -1274,6 +1382,9 @@
             <w:vAlign w:val="center"/>
           </w:tcPr>
           <w:p>
+            <w:pPr>
+              <w:jc w:val="center"/>
+            </w:pPr>
             <w:r/>
           </w:p>
         </w:tc>
@@ -1284,6 +1395,9 @@
             <w:vAlign w:val="center"/>
           </w:tcPr>
           <w:p>
+            <w:pPr>
+              <w:jc w:val="center"/>
+            </w:pPr>
             <w:r/>
           </w:p>
         </w:tc>
@@ -1293,6 +1407,9 @@
             <w:vAlign w:val="center"/>
           </w:tcPr>
           <w:p>
+            <w:pPr>
+              <w:jc w:val="center"/>
+            </w:pPr>
             <w:r/>
           </w:p>
         </w:tc>
@@ -1303,6 +1420,9 @@
             <w:vAlign w:val="center"/>
           </w:tcPr>
           <w:p>
+            <w:pPr>
+              <w:jc w:val="center"/>
+            </w:pPr>
             <w:r>
               <w:t>6</w:t>
             </w:r>
@@ -1333,6 +1453,9 @@
             <w:vAlign w:val="center"/>
           </w:tcPr>
           <w:p>
+            <w:pPr>
+              <w:jc w:val="center"/>
+            </w:pPr>
             <w:r/>
           </w:p>
         </w:tc>
@@ -1343,6 +1466,9 @@
             <w:vAlign w:val="center"/>
           </w:tcPr>
           <w:p>
+            <w:pPr>
+              <w:jc w:val="center"/>
+            </w:pPr>
             <w:r/>
           </w:p>
         </w:tc>
@@ -1352,6 +1478,9 @@
             <w:vAlign w:val="center"/>
           </w:tcPr>
           <w:p>
+            <w:pPr>
+              <w:jc w:val="center"/>
+            </w:pPr>
             <w:r/>
           </w:p>
         </w:tc>
@@ -1362,6 +1491,9 @@
             <w:vAlign w:val="center"/>
           </w:tcPr>
           <w:p>
+            <w:pPr>
+              <w:jc w:val="center"/>
+            </w:pPr>
             <w:r>
               <w:t>4</w:t>
             </w:r>
@@ -1700,6 +1832,9 @@
             <w:vAlign w:val="center"/>
           </w:tcPr>
           <w:p>
+            <w:pPr>
+              <w:jc w:val="center"/>
+            </w:pPr>
             <w:r/>
           </w:p>
         </w:tc>
@@ -1710,6 +1845,9 @@
             <w:vAlign w:val="center"/>
           </w:tcPr>
           <w:p>
+            <w:pPr>
+              <w:jc w:val="center"/>
+            </w:pPr>
             <w:r/>
           </w:p>
         </w:tc>
@@ -1719,6 +1857,9 @@
             <w:vAlign w:val="center"/>
           </w:tcPr>
           <w:p>
+            <w:pPr>
+              <w:jc w:val="center"/>
+            </w:pPr>
             <w:r/>
           </w:p>
         </w:tc>
@@ -1729,6 +1870,9 @@
             <w:vAlign w:val="center"/>
           </w:tcPr>
           <w:p>
+            <w:pPr>
+              <w:jc w:val="center"/>
+            </w:pPr>
             <w:r>
               <w:t>5</w:t>
             </w:r>
@@ -1759,6 +1903,9 @@
             <w:vAlign w:val="center"/>
           </w:tcPr>
           <w:p>
+            <w:pPr>
+              <w:jc w:val="center"/>
+            </w:pPr>
             <w:r/>
           </w:p>
         </w:tc>
@@ -1769,6 +1916,9 @@
             <w:vAlign w:val="center"/>
           </w:tcPr>
           <w:p>
+            <w:pPr>
+              <w:jc w:val="center"/>
+            </w:pPr>
             <w:r/>
           </w:p>
         </w:tc>
@@ -1778,6 +1928,9 @@
             <w:vAlign w:val="center"/>
           </w:tcPr>
           <w:p>
+            <w:pPr>
+              <w:jc w:val="center"/>
+            </w:pPr>
             <w:r/>
           </w:p>
         </w:tc>
@@ -1788,6 +1941,9 @@
             <w:vAlign w:val="center"/>
           </w:tcPr>
           <w:p>
+            <w:pPr>
+              <w:jc w:val="center"/>
+            </w:pPr>
             <w:r>
               <w:t>6</w:t>
             </w:r>
@@ -1818,6 +1974,9 @@
             <w:vAlign w:val="center"/>
           </w:tcPr>
           <w:p>
+            <w:pPr>
+              <w:jc w:val="center"/>
+            </w:pPr>
             <w:r/>
           </w:p>
         </w:tc>
@@ -1828,6 +1987,9 @@
             <w:vAlign w:val="center"/>
           </w:tcPr>
           <w:p>
+            <w:pPr>
+              <w:jc w:val="center"/>
+            </w:pPr>
             <w:r/>
           </w:p>
         </w:tc>
@@ -1837,6 +1999,9 @@
             <w:vAlign w:val="center"/>
           </w:tcPr>
           <w:p>
+            <w:pPr>
+              <w:jc w:val="center"/>
+            </w:pPr>
             <w:r/>
           </w:p>
         </w:tc>
@@ -1847,6 +2012,9 @@
             <w:vAlign w:val="center"/>
           </w:tcPr>
           <w:p>
+            <w:pPr>
+              <w:jc w:val="center"/>
+            </w:pPr>
             <w:r>
               <w:t>6</w:t>
             </w:r>
@@ -1877,6 +2045,9 @@
             <w:vAlign w:val="center"/>
           </w:tcPr>
           <w:p>
+            <w:pPr>
+              <w:jc w:val="center"/>
+            </w:pPr>
             <w:r/>
           </w:p>
         </w:tc>
@@ -1887,6 +2058,9 @@
             <w:vAlign w:val="center"/>
           </w:tcPr>
           <w:p>
+            <w:pPr>
+              <w:jc w:val="center"/>
+            </w:pPr>
             <w:r/>
           </w:p>
         </w:tc>
@@ -1896,6 +2070,9 @@
             <w:vAlign w:val="center"/>
           </w:tcPr>
           <w:p>
+            <w:pPr>
+              <w:jc w:val="center"/>
+            </w:pPr>
             <w:r/>
           </w:p>
         </w:tc>
@@ -1906,6 +2083,9 @@
             <w:vAlign w:val="center"/>
           </w:tcPr>
           <w:p>
+            <w:pPr>
+              <w:jc w:val="center"/>
+            </w:pPr>
             <w:r>
               <w:t>6</w:t>
             </w:r>
@@ -1936,6 +2116,9 @@
             <w:vAlign w:val="center"/>
           </w:tcPr>
           <w:p>
+            <w:pPr>
+              <w:jc w:val="center"/>
+            </w:pPr>
             <w:r/>
           </w:p>
         </w:tc>
@@ -1946,6 +2129,9 @@
             <w:vAlign w:val="center"/>
           </w:tcPr>
           <w:p>
+            <w:pPr>
+              <w:jc w:val="center"/>
+            </w:pPr>
             <w:r/>
           </w:p>
         </w:tc>
@@ -1955,6 +2141,9 @@
             <w:vAlign w:val="center"/>
           </w:tcPr>
           <w:p>
+            <w:pPr>
+              <w:jc w:val="center"/>
+            </w:pPr>
             <w:r/>
           </w:p>
         </w:tc>
@@ -1965,6 +2154,9 @@
             <w:vAlign w:val="center"/>
           </w:tcPr>
           <w:p>
+            <w:pPr>
+              <w:jc w:val="center"/>
+            </w:pPr>
             <w:r>
               <w:t>6</w:t>
             </w:r>
@@ -1995,6 +2187,9 @@
             <w:vAlign w:val="center"/>
           </w:tcPr>
           <w:p>
+            <w:pPr>
+              <w:jc w:val="center"/>
+            </w:pPr>
             <w:r/>
           </w:p>
         </w:tc>
@@ -2005,6 +2200,9 @@
             <w:vAlign w:val="center"/>
           </w:tcPr>
           <w:p>
+            <w:pPr>
+              <w:jc w:val="center"/>
+            </w:pPr>
             <w:r/>
           </w:p>
         </w:tc>
@@ -2014,6 +2212,9 @@
             <w:vAlign w:val="center"/>
           </w:tcPr>
           <w:p>
+            <w:pPr>
+              <w:jc w:val="center"/>
+            </w:pPr>
             <w:r/>
           </w:p>
         </w:tc>
@@ -2024,6 +2225,9 @@
             <w:vAlign w:val="center"/>
           </w:tcPr>
           <w:p>
+            <w:pPr>
+              <w:jc w:val="center"/>
+            </w:pPr>
             <w:r>
               <w:t>6</w:t>
             </w:r>
@@ -2259,6 +2463,9 @@
             <w:vAlign w:val="center"/>
           </w:tcPr>
           <w:p>
+            <w:pPr>
+              <w:jc w:val="center"/>
+            </w:pPr>
             <w:r/>
           </w:p>
         </w:tc>
@@ -2269,6 +2476,9 @@
             <w:vAlign w:val="center"/>
           </w:tcPr>
           <w:p>
+            <w:pPr>
+              <w:jc w:val="center"/>
+            </w:pPr>
             <w:r/>
           </w:p>
         </w:tc>
@@ -2278,6 +2488,9 @@
             <w:vAlign w:val="center"/>
           </w:tcPr>
           <w:p>
+            <w:pPr>
+              <w:jc w:val="center"/>
+            </w:pPr>
             <w:r/>
           </w:p>
         </w:tc>
@@ -2288,6 +2501,9 @@
             <w:vAlign w:val="center"/>
           </w:tcPr>
           <w:p>
+            <w:pPr>
+              <w:jc w:val="center"/>
+            </w:pPr>
             <w:r>
               <w:t>8</w:t>
             </w:r>
@@ -2318,6 +2534,9 @@
             <w:vAlign w:val="center"/>
           </w:tcPr>
           <w:p>
+            <w:pPr>
+              <w:jc w:val="center"/>
+            </w:pPr>
             <w:r/>
           </w:p>
         </w:tc>
@@ -2328,6 +2547,9 @@
             <w:vAlign w:val="center"/>
           </w:tcPr>
           <w:p>
+            <w:pPr>
+              <w:jc w:val="center"/>
+            </w:pPr>
             <w:r/>
           </w:p>
         </w:tc>
@@ -2337,6 +2559,9 @@
             <w:vAlign w:val="center"/>
           </w:tcPr>
           <w:p>
+            <w:pPr>
+              <w:jc w:val="center"/>
+            </w:pPr>
             <w:r/>
           </w:p>
         </w:tc>
@@ -2347,6 +2572,9 @@
             <w:vAlign w:val="center"/>
           </w:tcPr>
           <w:p>
+            <w:pPr>
+              <w:jc w:val="center"/>
+            </w:pPr>
             <w:r>
               <w:t>7</w:t>
             </w:r>
@@ -2377,6 +2605,9 @@
             <w:vAlign w:val="center"/>
           </w:tcPr>
           <w:p>
+            <w:pPr>
+              <w:jc w:val="center"/>
+            </w:pPr>
             <w:r/>
           </w:p>
         </w:tc>
@@ -2387,6 +2618,9 @@
             <w:vAlign w:val="center"/>
           </w:tcPr>
           <w:p>
+            <w:pPr>
+              <w:jc w:val="center"/>
+            </w:pPr>
             <w:r/>
           </w:p>
         </w:tc>
@@ -2396,6 +2630,9 @@
             <w:vAlign w:val="center"/>
           </w:tcPr>
           <w:p>
+            <w:pPr>
+              <w:jc w:val="center"/>
+            </w:pPr>
             <w:r/>
           </w:p>
         </w:tc>
@@ -2406,6 +2643,9 @@
             <w:vAlign w:val="center"/>
           </w:tcPr>
           <w:p>
+            <w:pPr>
+              <w:jc w:val="center"/>
+            </w:pPr>
             <w:r>
               <w:t>8</w:t>
             </w:r>
@@ -3758,6 +3998,9 @@
             <w:vAlign w:val="center"/>
           </w:tcPr>
           <w:p>
+            <w:pPr>
+              <w:jc w:val="center"/>
+            </w:pPr>
             <w:r/>
           </w:p>
         </w:tc>
@@ -3768,6 +4011,9 @@
             <w:vAlign w:val="center"/>
           </w:tcPr>
           <w:p>
+            <w:pPr>
+              <w:jc w:val="center"/>
+            </w:pPr>
             <w:r>
               <w:t>2</w:t>
             </w:r>
@@ -3779,6 +4025,9 @@
             <w:vAlign w:val="center"/>
           </w:tcPr>
           <w:p>
+            <w:pPr>
+              <w:jc w:val="center"/>
+            </w:pPr>
             <w:r/>
           </w:p>
         </w:tc>
@@ -3789,6 +4038,9 @@
             <w:vAlign w:val="center"/>
           </w:tcPr>
           <w:p>
+            <w:pPr>
+              <w:jc w:val="center"/>
+            </w:pPr>
             <w:r/>
           </w:p>
         </w:tc>
@@ -3820,6 +4072,9 @@
             <w:vAlign w:val="center"/>
           </w:tcPr>
           <w:p>
+            <w:pPr>
+              <w:jc w:val="center"/>
+            </w:pPr>
             <w:r/>
           </w:p>
         </w:tc>
@@ -3830,6 +4085,9 @@
             <w:vAlign w:val="center"/>
           </w:tcPr>
           <w:p>
+            <w:pPr>
+              <w:jc w:val="center"/>
+            </w:pPr>
             <w:r>
               <w:t>19</w:t>
             </w:r>
@@ -3841,6 +4099,9 @@
             <w:vAlign w:val="center"/>
           </w:tcPr>
           <w:p>
+            <w:pPr>
+              <w:jc w:val="center"/>
+            </w:pPr>
             <w:r/>
           </w:p>
         </w:tc>
@@ -3851,6 +4112,9 @@
             <w:vAlign w:val="center"/>
           </w:tcPr>
           <w:p>
+            <w:pPr>
+              <w:jc w:val="center"/>
+            </w:pPr>
             <w:r/>
           </w:p>
         </w:tc>
@@ -3882,6 +4146,9 @@
             <w:vAlign w:val="center"/>
           </w:tcPr>
           <w:p>
+            <w:pPr>
+              <w:jc w:val="center"/>
+            </w:pPr>
             <w:r/>
           </w:p>
         </w:tc>
@@ -3892,6 +4159,9 @@
             <w:vAlign w:val="center"/>
           </w:tcPr>
           <w:p>
+            <w:pPr>
+              <w:jc w:val="center"/>
+            </w:pPr>
             <w:r>
               <w:t>19</w:t>
             </w:r>
@@ -3903,6 +4173,9 @@
             <w:vAlign w:val="center"/>
           </w:tcPr>
           <w:p>
+            <w:pPr>
+              <w:jc w:val="center"/>
+            </w:pPr>
             <w:r/>
           </w:p>
         </w:tc>
@@ -3913,6 +4186,9 @@
             <w:vAlign w:val="center"/>
           </w:tcPr>
           <w:p>
+            <w:pPr>
+              <w:jc w:val="center"/>
+            </w:pPr>
             <w:r/>
           </w:p>
         </w:tc>
@@ -3944,6 +4220,9 @@
             <w:vAlign w:val="center"/>
           </w:tcPr>
           <w:p>
+            <w:pPr>
+              <w:jc w:val="center"/>
+            </w:pPr>
             <w:r/>
           </w:p>
         </w:tc>
@@ -3954,6 +4233,9 @@
             <w:vAlign w:val="center"/>
           </w:tcPr>
           <w:p>
+            <w:pPr>
+              <w:jc w:val="center"/>
+            </w:pPr>
             <w:r/>
           </w:p>
         </w:tc>
@@ -3963,6 +4245,9 @@
             <w:vAlign w:val="center"/>
           </w:tcPr>
           <w:p>
+            <w:pPr>
+              <w:jc w:val="center"/>
+            </w:pPr>
             <w:r>
               <w:t>1</w:t>
             </w:r>
@@ -3975,6 +4260,9 @@
             <w:vAlign w:val="center"/>
           </w:tcPr>
           <w:p>
+            <w:pPr>
+              <w:jc w:val="center"/>
+            </w:pPr>
             <w:r/>
           </w:p>
         </w:tc>
@@ -4006,6 +4294,9 @@
             <w:vAlign w:val="center"/>
           </w:tcPr>
           <w:p>
+            <w:pPr>
+              <w:jc w:val="center"/>
+            </w:pPr>
             <w:r/>
           </w:p>
         </w:tc>
@@ -4016,6 +4307,9 @@
             <w:vAlign w:val="center"/>
           </w:tcPr>
           <w:p>
+            <w:pPr>
+              <w:jc w:val="center"/>
+            </w:pPr>
             <w:r>
               <w:t>6</w:t>
             </w:r>
@@ -4027,6 +4321,9 @@
             <w:vAlign w:val="center"/>
           </w:tcPr>
           <w:p>
+            <w:pPr>
+              <w:jc w:val="center"/>
+            </w:pPr>
             <w:r/>
           </w:p>
         </w:tc>
@@ -4037,6 +4334,9 @@
             <w:vAlign w:val="center"/>
           </w:tcPr>
           <w:p>
+            <w:pPr>
+              <w:jc w:val="center"/>
+            </w:pPr>
             <w:r/>
           </w:p>
         </w:tc>
@@ -4068,6 +4368,9 @@
             <w:vAlign w:val="center"/>
           </w:tcPr>
           <w:p>
+            <w:pPr>
+              <w:jc w:val="center"/>
+            </w:pPr>
             <w:r/>
           </w:p>
         </w:tc>
@@ -4078,6 +4381,9 @@
             <w:vAlign w:val="center"/>
           </w:tcPr>
           <w:p>
+            <w:pPr>
+              <w:jc w:val="center"/>
+            </w:pPr>
             <w:r>
               <w:t>17</w:t>
             </w:r>
@@ -4089,6 +4395,9 @@
             <w:vAlign w:val="center"/>
           </w:tcPr>
           <w:p>
+            <w:pPr>
+              <w:jc w:val="center"/>
+            </w:pPr>
             <w:r/>
           </w:p>
         </w:tc>
@@ -4099,6 +4408,9 @@
             <w:vAlign w:val="center"/>
           </w:tcPr>
           <w:p>
+            <w:pPr>
+              <w:jc w:val="center"/>
+            </w:pPr>
             <w:r/>
           </w:p>
         </w:tc>
@@ -4130,6 +4442,9 @@
             <w:vAlign w:val="center"/>
           </w:tcPr>
           <w:p>
+            <w:pPr>
+              <w:jc w:val="center"/>
+            </w:pPr>
             <w:r/>
           </w:p>
         </w:tc>
@@ -4140,6 +4455,9 @@
             <w:vAlign w:val="center"/>
           </w:tcPr>
           <w:p>
+            <w:pPr>
+              <w:jc w:val="center"/>
+            </w:pPr>
             <w:r>
               <w:t>4</w:t>
             </w:r>
@@ -4151,6 +4469,9 @@
             <w:vAlign w:val="center"/>
           </w:tcPr>
           <w:p>
+            <w:pPr>
+              <w:jc w:val="center"/>
+            </w:pPr>
             <w:r/>
           </w:p>
         </w:tc>
@@ -4161,6 +4482,9 @@
             <w:vAlign w:val="center"/>
           </w:tcPr>
           <w:p>
+            <w:pPr>
+              <w:jc w:val="center"/>
+            </w:pPr>
             <w:r/>
           </w:p>
         </w:tc>
@@ -4192,6 +4516,9 @@
             <w:vAlign w:val="center"/>
           </w:tcPr>
           <w:p>
+            <w:pPr>
+              <w:jc w:val="center"/>
+            </w:pPr>
             <w:r/>
           </w:p>
         </w:tc>
@@ -4202,6 +4529,9 @@
             <w:vAlign w:val="center"/>
           </w:tcPr>
           <w:p>
+            <w:pPr>
+              <w:jc w:val="center"/>
+            </w:pPr>
             <w:r>
               <w:t>5</w:t>
             </w:r>
@@ -4213,6 +4543,9 @@
             <w:vAlign w:val="center"/>
           </w:tcPr>
           <w:p>
+            <w:pPr>
+              <w:jc w:val="center"/>
+            </w:pPr>
             <w:r/>
           </w:p>
         </w:tc>
@@ -4223,6 +4556,9 @@
             <w:vAlign w:val="center"/>
           </w:tcPr>
           <w:p>
+            <w:pPr>
+              <w:jc w:val="center"/>
+            </w:pPr>
             <w:r/>
           </w:p>
         </w:tc>
@@ -4290,6 +4626,9 @@
             <w:vAlign w:val="center"/>
           </w:tcPr>
           <w:p>
+            <w:pPr>
+              <w:jc w:val="center"/>
+            </w:pPr>
             <w:r/>
           </w:p>
         </w:tc>
@@ -4300,6 +4639,9 @@
             <w:vAlign w:val="center"/>
           </w:tcPr>
           <w:p>
+            <w:pPr>
+              <w:jc w:val="center"/>
+            </w:pPr>
             <w:r>
               <w:t>6, 12</w:t>
             </w:r>
@@ -4311,6 +4653,9 @@
             <w:vAlign w:val="center"/>
           </w:tcPr>
           <w:p>
+            <w:pPr>
+              <w:jc w:val="center"/>
+            </w:pPr>
             <w:r/>
           </w:p>
         </w:tc>
@@ -4321,6 +4666,9 @@
             <w:vAlign w:val="center"/>
           </w:tcPr>
           <w:p>
+            <w:pPr>
+              <w:jc w:val="center"/>
+            </w:pPr>
             <w:r/>
           </w:p>
         </w:tc>
@@ -4379,6 +4727,9 @@
             <w:vAlign w:val="center"/>
           </w:tcPr>
           <w:p>
+            <w:pPr>
+              <w:jc w:val="center"/>
+            </w:pPr>
             <w:r/>
           </w:p>
         </w:tc>
@@ -4389,6 +4740,9 @@
             <w:vAlign w:val="center"/>
           </w:tcPr>
           <w:p>
+            <w:pPr>
+              <w:jc w:val="center"/>
+            </w:pPr>
             <w:r>
               <w:t>12</w:t>
             </w:r>
@@ -4400,6 +4754,9 @@
             <w:vAlign w:val="center"/>
           </w:tcPr>
           <w:p>
+            <w:pPr>
+              <w:jc w:val="center"/>
+            </w:pPr>
             <w:r/>
           </w:p>
         </w:tc>
@@ -4410,6 +4767,9 @@
             <w:vAlign w:val="center"/>
           </w:tcPr>
           <w:p>
+            <w:pPr>
+              <w:jc w:val="center"/>
+            </w:pPr>
             <w:r/>
           </w:p>
         </w:tc>
@@ -4441,6 +4801,9 @@
             <w:vAlign w:val="center"/>
           </w:tcPr>
           <w:p>
+            <w:pPr>
+              <w:jc w:val="center"/>
+            </w:pPr>
             <w:r/>
           </w:p>
         </w:tc>
@@ -4451,6 +4814,9 @@
             <w:vAlign w:val="center"/>
           </w:tcPr>
           <w:p>
+            <w:pPr>
+              <w:jc w:val="center"/>
+            </w:pPr>
             <w:r/>
           </w:p>
         </w:tc>
@@ -4460,6 +4826,9 @@
             <w:vAlign w:val="center"/>
           </w:tcPr>
           <w:p>
+            <w:pPr>
+              <w:jc w:val="center"/>
+            </w:pPr>
             <w:r>
               <w:t>8</w:t>
             </w:r>
@@ -4472,6 +4841,9 @@
             <w:vAlign w:val="center"/>
           </w:tcPr>
           <w:p>
+            <w:pPr>
+              <w:jc w:val="center"/>
+            </w:pPr>
             <w:r/>
           </w:p>
         </w:tc>
@@ -4503,6 +4875,9 @@
             <w:vAlign w:val="center"/>
           </w:tcPr>
           <w:p>
+            <w:pPr>
+              <w:jc w:val="center"/>
+            </w:pPr>
             <w:r/>
           </w:p>
         </w:tc>
@@ -4513,6 +4888,9 @@
             <w:vAlign w:val="center"/>
           </w:tcPr>
           <w:p>
+            <w:pPr>
+              <w:jc w:val="center"/>
+            </w:pPr>
             <w:r>
               <w:t>13</w:t>
             </w:r>
@@ -4524,6 +4902,9 @@
             <w:vAlign w:val="center"/>
           </w:tcPr>
           <w:p>
+            <w:pPr>
+              <w:jc w:val="center"/>
+            </w:pPr>
             <w:r/>
           </w:p>
         </w:tc>
@@ -4534,6 +4915,9 @@
             <w:vAlign w:val="center"/>
           </w:tcPr>
           <w:p>
+            <w:pPr>
+              <w:jc w:val="center"/>
+            </w:pPr>
             <w:r/>
           </w:p>
         </w:tc>
@@ -4565,6 +4949,9 @@
             <w:vAlign w:val="center"/>
           </w:tcPr>
           <w:p>
+            <w:pPr>
+              <w:jc w:val="center"/>
+            </w:pPr>
             <w:r/>
           </w:p>
         </w:tc>
@@ -4575,6 +4962,9 @@
             <w:vAlign w:val="center"/>
           </w:tcPr>
           <w:p>
+            <w:pPr>
+              <w:jc w:val="center"/>
+            </w:pPr>
             <w:r>
               <w:t>7</w:t>
             </w:r>
@@ -4586,6 +4976,9 @@
             <w:vAlign w:val="center"/>
           </w:tcPr>
           <w:p>
+            <w:pPr>
+              <w:jc w:val="center"/>
+            </w:pPr>
             <w:r/>
           </w:p>
         </w:tc>
@@ -4596,6 +4989,9 @@
             <w:vAlign w:val="center"/>
           </w:tcPr>
           <w:p>
+            <w:pPr>
+              <w:jc w:val="center"/>
+            </w:pPr>
             <w:r/>
           </w:p>
         </w:tc>
@@ -4627,6 +5023,9 @@
             <w:vAlign w:val="center"/>
           </w:tcPr>
           <w:p>
+            <w:pPr>
+              <w:jc w:val="center"/>
+            </w:pPr>
             <w:r/>
           </w:p>
         </w:tc>
@@ -4637,6 +5036,9 @@
             <w:vAlign w:val="center"/>
           </w:tcPr>
           <w:p>
+            <w:pPr>
+              <w:jc w:val="center"/>
+            </w:pPr>
             <w:r/>
           </w:p>
         </w:tc>
@@ -4646,6 +5048,9 @@
             <w:vAlign w:val="center"/>
           </w:tcPr>
           <w:p>
+            <w:pPr>
+              <w:jc w:val="center"/>
+            </w:pPr>
             <w:r>
               <w:t>9</w:t>
             </w:r>
@@ -4658,6 +5063,9 @@
             <w:vAlign w:val="center"/>
           </w:tcPr>
           <w:p>
+            <w:pPr>
+              <w:jc w:val="center"/>
+            </w:pPr>
             <w:r/>
           </w:p>
         </w:tc>
@@ -4689,6 +5097,9 @@
             <w:vAlign w:val="center"/>
           </w:tcPr>
           <w:p>
+            <w:pPr>
+              <w:jc w:val="center"/>
+            </w:pPr>
             <w:r/>
           </w:p>
         </w:tc>
@@ -4699,6 +5110,9 @@
             <w:vAlign w:val="center"/>
           </w:tcPr>
           <w:p>
+            <w:pPr>
+              <w:jc w:val="center"/>
+            </w:pPr>
             <w:r/>
           </w:p>
         </w:tc>
@@ -4708,6 +5122,9 @@
             <w:vAlign w:val="center"/>
           </w:tcPr>
           <w:p>
+            <w:pPr>
+              <w:jc w:val="center"/>
+            </w:pPr>
             <w:r>
               <w:t>10</w:t>
             </w:r>
@@ -4720,6 +5137,9 @@
             <w:vAlign w:val="center"/>
           </w:tcPr>
           <w:p>
+            <w:pPr>
+              <w:jc w:val="center"/>
+            </w:pPr>
             <w:r/>
           </w:p>
         </w:tc>
@@ -4751,6 +5171,9 @@
             <w:vAlign w:val="center"/>
           </w:tcPr>
           <w:p>
+            <w:pPr>
+              <w:jc w:val="center"/>
+            </w:pPr>
             <w:r/>
           </w:p>
         </w:tc>
@@ -4761,6 +5184,9 @@
             <w:vAlign w:val="center"/>
           </w:tcPr>
           <w:p>
+            <w:pPr>
+              <w:jc w:val="center"/>
+            </w:pPr>
             <w:r>
               <w:t>16</w:t>
             </w:r>
@@ -4772,6 +5198,9 @@
             <w:vAlign w:val="center"/>
           </w:tcPr>
           <w:p>
+            <w:pPr>
+              <w:jc w:val="center"/>
+            </w:pPr>
             <w:r/>
           </w:p>
         </w:tc>
@@ -4782,6 +5211,9 @@
             <w:vAlign w:val="center"/>
           </w:tcPr>
           <w:p>
+            <w:pPr>
+              <w:jc w:val="center"/>
+            </w:pPr>
             <w:r/>
           </w:p>
         </w:tc>
@@ -4831,6 +5263,9 @@
             <w:vAlign w:val="center"/>
           </w:tcPr>
           <w:p>
+            <w:pPr>
+              <w:jc w:val="center"/>
+            </w:pPr>
             <w:r/>
           </w:p>
         </w:tc>
@@ -4841,6 +5276,9 @@
             <w:vAlign w:val="center"/>
           </w:tcPr>
           <w:p>
+            <w:pPr>
+              <w:jc w:val="center"/>
+            </w:pPr>
             <w:r/>
           </w:p>
         </w:tc>
@@ -4850,6 +5288,9 @@
             <w:vAlign w:val="center"/>
           </w:tcPr>
           <w:p>
+            <w:pPr>
+              <w:jc w:val="center"/>
+            </w:pPr>
             <w:r>
               <w:t>12</w:t>
             </w:r>
@@ -4862,6 +5303,9 @@
             <w:vAlign w:val="center"/>
           </w:tcPr>
           <w:p>
+            <w:pPr>
+              <w:jc w:val="center"/>
+            </w:pPr>
             <w:r/>
           </w:p>
         </w:tc>
@@ -4938,6 +5382,9 @@
             <w:vAlign w:val="center"/>
           </w:tcPr>
           <w:p>
+            <w:pPr>
+              <w:jc w:val="center"/>
+            </w:pPr>
             <w:r/>
           </w:p>
         </w:tc>
@@ -4948,6 +5395,9 @@
             <w:vAlign w:val="center"/>
           </w:tcPr>
           <w:p>
+            <w:pPr>
+              <w:jc w:val="center"/>
+            </w:pPr>
             <w:r>
               <w:t>16, 18</w:t>
             </w:r>
@@ -4959,6 +5409,9 @@
             <w:vAlign w:val="center"/>
           </w:tcPr>
           <w:p>
+            <w:pPr>
+              <w:jc w:val="center"/>
+            </w:pPr>
             <w:r/>
           </w:p>
         </w:tc>
@@ -4969,6 +5422,9 @@
             <w:vAlign w:val="center"/>
           </w:tcPr>
           <w:p>
+            <w:pPr>
+              <w:jc w:val="center"/>
+            </w:pPr>
             <w:r/>
           </w:p>
         </w:tc>
@@ -6386,6 +6842,9 @@
             <w:vAlign w:val="center"/>
           </w:tcPr>
           <w:p>
+            <w:pPr>
+              <w:jc w:val="center"/>
+            </w:pPr>
             <w:r>
               <w:t>5</w:t>
             </w:r>
@@ -6469,6 +6928,9 @@
             <w:vAlign w:val="center"/>
           </w:tcPr>
           <w:p>
+            <w:pPr>
+              <w:jc w:val="center"/>
+            </w:pPr>
             <w:r>
               <w:t>5, 6</w:t>
             </w:r>
@@ -6555,6 +7017,9 @@
             <w:vAlign w:val="center"/>
           </w:tcPr>
           <w:p>
+            <w:pPr>
+              <w:jc w:val="center"/>
+            </w:pPr>
             <w:r/>
           </w:p>
         </w:tc>
@@ -6636,6 +7101,9 @@
             <w:vAlign w:val="center"/>
           </w:tcPr>
           <w:p>
+            <w:pPr>
+              <w:jc w:val="center"/>
+            </w:pPr>
             <w:r>
               <w:t>1</w:t>
             </w:r>
@@ -6719,6 +7187,9 @@
             <w:vAlign w:val="center"/>
           </w:tcPr>
           <w:p>
+            <w:pPr>
+              <w:jc w:val="center"/>
+            </w:pPr>
             <w:r>
               <w:t>1, 7, 8</w:t>
             </w:r>
@@ -6808,6 +7279,9 @@
             <w:vAlign w:val="center"/>
           </w:tcPr>
           <w:p>
+            <w:pPr>
+              <w:jc w:val="center"/>
+            </w:pPr>
             <w:r/>
           </w:p>
         </w:tc>
@@ -6895,6 +7369,9 @@
             <w:vAlign w:val="center"/>
           </w:tcPr>
           <w:p>
+            <w:pPr>
+              <w:jc w:val="center"/>
+            </w:pPr>
             <w:r/>
           </w:p>
         </w:tc>
@@ -7469,12 +7946,26 @@
             </w:r>
           </w:p>
           <w:p>
-            <w:r>
+            <w:pPr>
+              <w:spacing w:after="0"/>
+              <w:ind w:left="720"/>
+            </w:pPr>
+            <w:r>
+              <w:rPr>
+                <w:b w:val="0"/>
+              </w:rPr>
               <w:t>organisational processes and technologies where ML principles can be applied to improve productivity</w:t>
             </w:r>
           </w:p>
           <w:p>
-            <w:r>
+            <w:pPr>
+              <w:spacing w:after="0"/>
+              <w:ind w:left="720"/>
+            </w:pPr>
+            <w:r>
+              <w:rPr>
+                <w:b w:val="0"/>
+              </w:rPr>
               <w:t>work brief, organisational policies and procedures, legislative requirements and frameworks required to demonstrate the performance evidence.</w:t>
             </w:r>
           </w:p>
@@ -7493,7 +7984,13 @@
             <w:vAlign w:val="center"/>
           </w:tcPr>
           <w:p>
-            <w:r>
+            <w:pPr>
+              <w:jc w:val="left"/>
+            </w:pPr>
+            <w:r>
+              <w:rPr>
+                <w:b w:val="0"/>
+              </w:rPr>
               <w:t>Skills in this unit are demonstrated in a workplace or simulated environment where the conditions are typical of those in a working environment in this industry.</w:t>
               <w:br/>
               <w:t>This includes access to:</w:t>
@@ -7585,23 +8082,86 @@
         <w:tc>
           <w:tcPr>
             <w:tcW w:w="0" w:type="auto"/>
-            <w:vMerge/>
             <w:shd w:val="clear" w:color="auto" w:fill="FFFFFF"/>
             <w:vAlign w:val="center"/>
           </w:tcPr>
-          <w:p/>
-        </w:tc>
-        <w:tc>
-          <w:tcPr>
-            <w:tcW w:w="0" w:type="auto"/>
-            <w:gridSpan w:val="4"/>
-            <w:vMerge/>
+          <w:p>
+            <w:pPr>
+              <w:spacing w:after="0"/>
+              <w:jc w:val="both"/>
+              <w:rPr>
+                <w:rFonts w:ascii="Arial" w:eastAsia="SimSun" w:hAnsi="Arial" w:cs="Arial"/>
+                <w:bCs/>
+                <w:iCs/>
+                <w:szCs w:val="24"/>
+              </w:rPr>
+            </w:pPr>
+          </w:p>
+        </w:tc>
+        <w:tc>
+          <w:tcPr>
+            <w:tcW w:w="0" w:type="auto"/>
             <w:shd w:val="clear" w:color="auto" w:fill="FFFFFF"/>
             <w:vAlign w:val="center"/>
           </w:tcPr>
           <w:p>
             <w:pPr>
               <w:spacing w:after="0"/>
+              <w:rPr>
+                <w:rFonts w:ascii="Arial" w:eastAsia="SimSun" w:hAnsi="Arial" w:cs="Arial"/>
+                <w:iCs/>
+                <w:color w:val="000000"/>
+                <w:szCs w:val="24"/>
+              </w:rPr>
+            </w:pPr>
+          </w:p>
+        </w:tc>
+        <w:tc>
+          <w:tcPr>
+            <w:tcW w:w="0" w:type="auto"/>
+            <w:shd w:val="clear" w:color="auto" w:fill="FFFFFF"/>
+            <w:vAlign w:val="center"/>
+          </w:tcPr>
+          <w:p>
+            <w:pPr>
+              <w:spacing w:after="0"/>
+              <w:rPr>
+                <w:rFonts w:ascii="Arial" w:eastAsia="SimSun" w:hAnsi="Arial" w:cs="Arial"/>
+                <w:iCs/>
+                <w:color w:val="000000"/>
+                <w:szCs w:val="24"/>
+              </w:rPr>
+            </w:pPr>
+          </w:p>
+        </w:tc>
+        <w:tc>
+          <w:tcPr>
+            <w:tcW w:w="0" w:type="auto"/>
+            <w:shd w:val="clear" w:color="auto" w:fill="FFFFFF"/>
+            <w:vAlign w:val="center"/>
+          </w:tcPr>
+          <w:p>
+            <w:pPr>
+              <w:spacing w:after="0"/>
+              <w:rPr>
+                <w:rFonts w:ascii="Arial" w:eastAsia="SimSun" w:hAnsi="Arial" w:cs="Arial"/>
+                <w:iCs/>
+                <w:color w:val="000000"/>
+                <w:szCs w:val="24"/>
+              </w:rPr>
+            </w:pPr>
+          </w:p>
+        </w:tc>
+        <w:tc>
+          <w:tcPr>
+            <w:tcW w:w="0" w:type="auto"/>
+            <w:shd w:val="clear" w:color="auto" w:fill="FFFFFF"/>
+            <w:vAlign w:val="center"/>
+          </w:tcPr>
+          <w:p>
+            <w:pPr>
+              <w:spacing w:after="0"/>
+              <w:jc w:val="center"/>
               <w:rPr>
                 <w:rFonts w:ascii="Arial" w:eastAsia="SimSun" w:hAnsi="Arial" w:cs="Arial"/>
                 <w:iCs/>
@@ -7620,23 +8180,86 @@
         <w:tc>
           <w:tcPr>
             <w:tcW w:w="0" w:type="auto"/>
-            <w:vMerge/>
             <w:shd w:val="clear" w:color="auto" w:fill="FFFFFF"/>
             <w:vAlign w:val="center"/>
           </w:tcPr>
-          <w:p/>
-        </w:tc>
-        <w:tc>
-          <w:tcPr>
-            <w:tcW w:w="0" w:type="auto"/>
-            <w:gridSpan w:val="4"/>
-            <w:vMerge/>
+          <w:p>
+            <w:pPr>
+              <w:spacing w:after="0"/>
+              <w:jc w:val="both"/>
+              <w:rPr>
+                <w:rFonts w:ascii="Arial" w:eastAsia="SimSun" w:hAnsi="Arial" w:cs="Arial"/>
+                <w:bCs/>
+                <w:iCs/>
+                <w:szCs w:val="24"/>
+              </w:rPr>
+            </w:pPr>
+          </w:p>
+        </w:tc>
+        <w:tc>
+          <w:tcPr>
+            <w:tcW w:w="0" w:type="auto"/>
             <w:shd w:val="clear" w:color="auto" w:fill="FFFFFF"/>
             <w:vAlign w:val="center"/>
           </w:tcPr>
           <w:p>
             <w:pPr>
               <w:spacing w:after="0"/>
+              <w:rPr>
+                <w:rFonts w:ascii="Arial" w:eastAsia="SimSun" w:hAnsi="Arial" w:cs="Arial"/>
+                <w:iCs/>
+                <w:color w:val="000000"/>
+                <w:szCs w:val="24"/>
+              </w:rPr>
+            </w:pPr>
+          </w:p>
+        </w:tc>
+        <w:tc>
+          <w:tcPr>
+            <w:tcW w:w="0" w:type="auto"/>
+            <w:shd w:val="clear" w:color="auto" w:fill="FFFFFF"/>
+            <w:vAlign w:val="center"/>
+          </w:tcPr>
+          <w:p>
+            <w:pPr>
+              <w:spacing w:after="0"/>
+              <w:rPr>
+                <w:rFonts w:ascii="Arial" w:eastAsia="SimSun" w:hAnsi="Arial" w:cs="Arial"/>
+                <w:iCs/>
+                <w:color w:val="000000"/>
+                <w:szCs w:val="24"/>
+              </w:rPr>
+            </w:pPr>
+          </w:p>
+        </w:tc>
+        <w:tc>
+          <w:tcPr>
+            <w:tcW w:w="0" w:type="auto"/>
+            <w:shd w:val="clear" w:color="auto" w:fill="FFFFFF"/>
+            <w:vAlign w:val="center"/>
+          </w:tcPr>
+          <w:p>
+            <w:pPr>
+              <w:spacing w:after="0"/>
+              <w:rPr>
+                <w:rFonts w:ascii="Arial" w:eastAsia="SimSun" w:hAnsi="Arial" w:cs="Arial"/>
+                <w:iCs/>
+                <w:color w:val="000000"/>
+                <w:szCs w:val="24"/>
+              </w:rPr>
+            </w:pPr>
+          </w:p>
+        </w:tc>
+        <w:tc>
+          <w:tcPr>
+            <w:tcW w:w="0" w:type="auto"/>
+            <w:shd w:val="clear" w:color="auto" w:fill="FFFFFF"/>
+            <w:vAlign w:val="center"/>
+          </w:tcPr>
+          <w:p>
+            <w:pPr>
+              <w:spacing w:after="0"/>
+              <w:jc w:val="center"/>
               <w:rPr>
                 <w:rFonts w:ascii="Arial" w:eastAsia="SimSun" w:hAnsi="Arial" w:cs="Arial"/>
                 <w:iCs/>
@@ -8873,6 +9496,9 @@
           <w:vAlign w:val="center"/>
         </w:tcPr>
         <w:p>
+          <w:pPr>
+            <w:jc w:val="center"/>
+          </w:pPr>
           <w:r>
             <w:t>ICTSS00120 - Artificial Intelligence Skill Set</w:t>
           </w:r>
@@ -8919,6 +9545,9 @@
           <w:vAlign w:val="center"/>
         </w:tcPr>
         <w:p>
+          <w:pPr>
+            <w:jc w:val="center"/>
+          </w:pPr>
           <w:r>
             <w:t>ICTAII501 Automate work tasks using machine learning</w:t>
           </w:r>

--- a/example/2 KAD/7 Assess Mapping Matrix/ICTAII501 Assessment Mapping Matrix (F122A8).docx
+++ b/example/2 KAD/7 Assess Mapping Matrix/ICTAII501 Assessment Mapping Matrix (F122A8).docx
@@ -4089,7 +4089,7 @@
               <w:jc w:val="center"/>
             </w:pPr>
             <w:r>
-              <w:t>19</w:t>
+              <w:t>18</w:t>
             </w:r>
           </w:p>
         </w:tc>
@@ -4163,7 +4163,7 @@
               <w:jc w:val="center"/>
             </w:pPr>
             <w:r>
-              <w:t>19</w:t>
+              <w:t>18</w:t>
             </w:r>
           </w:p>
         </w:tc>
@@ -4385,7 +4385,7 @@
               <w:jc w:val="center"/>
             </w:pPr>
             <w:r>
-              <w:t>17</w:t>
+              <w:t>16</w:t>
             </w:r>
           </w:p>
         </w:tc>
@@ -4643,7 +4643,7 @@
               <w:jc w:val="center"/>
             </w:pPr>
             <w:r>
-              <w:t>6, 12</w:t>
+              <w:t>6, 11</w:t>
             </w:r>
           </w:p>
         </w:tc>
@@ -4744,7 +4744,7 @@
               <w:jc w:val="center"/>
             </w:pPr>
             <w:r>
-              <w:t>12</w:t>
+              <w:t>11</w:t>
             </w:r>
           </w:p>
         </w:tc>
@@ -4892,7 +4892,7 @@
               <w:jc w:val="center"/>
             </w:pPr>
             <w:r>
-              <w:t>13</w:t>
+              <w:t>12</w:t>
             </w:r>
           </w:p>
         </w:tc>
@@ -5188,7 +5188,7 @@
               <w:jc w:val="center"/>
             </w:pPr>
             <w:r>
-              <w:t>16</w:t>
+              <w:t>15</w:t>
             </w:r>
           </w:p>
         </w:tc>
@@ -5399,7 +5399,7 @@
               <w:jc w:val="center"/>
             </w:pPr>
             <w:r>
-              <w:t>16, 18</w:t>
+              <w:t>15, 17</w:t>
             </w:r>
           </w:p>
         </w:tc>

--- a/example/2 KAD/7 Assess Mapping Matrix/ICTAII501 Assessment Mapping Matrix (F122A8).docx
+++ b/example/2 KAD/7 Assess Mapping Matrix/ICTAII501 Assessment Mapping Matrix (F122A8).docx
@@ -3939,7 +3939,7 @@
           <w:p>
             <w:pPr>
               <w:spacing w:after="0"/>
-              <w:ind w:left="720"/>
+              <w:ind w:left="360"/>
             </w:pPr>
             <w:r>
               <w:t>creating and managing email campaigns</w:t>
@@ -3948,7 +3948,7 @@
           <w:p>
             <w:pPr>
               <w:spacing w:after="0"/>
-              <w:ind w:left="720"/>
+              <w:ind w:left="360"/>
             </w:pPr>
             <w:r>
               <w:t>using chatbots and automated messaging platforms</w:t>
@@ -3957,7 +3957,7 @@
           <w:p>
             <w:pPr>
               <w:spacing w:after="0"/>
-              <w:ind w:left="720"/>
+              <w:ind w:left="360"/>
             </w:pPr>
             <w:r>
               <w:t>analysing trends within datasets</w:t>
@@ -3966,7 +3966,7 @@
           <w:p>
             <w:pPr>
               <w:spacing w:after="0"/>
-              <w:ind w:left="720"/>
+              <w:ind w:left="360"/>
             </w:pPr>
             <w:r>
               <w:t>hiring and recruitment</w:t>
@@ -3975,7 +3975,7 @@
           <w:p>
             <w:pPr>
               <w:spacing w:after="0"/>
-              <w:ind w:left="720"/>
+              <w:ind w:left="360"/>
             </w:pPr>
             <w:r>
               <w:t>employee help desk support services</w:t>
@@ -3984,7 +3984,7 @@
           <w:p>
             <w:pPr>
               <w:spacing w:after="0"/>
-              <w:ind w:left="720"/>
+              <w:ind w:left="360"/>
             </w:pPr>
             <w:r>
               <w:t>generating customer support logs and tickets</w:t>
@@ -4585,7 +4585,7 @@
           <w:p>
             <w:pPr>
               <w:spacing w:after="0"/>
-              <w:ind w:left="720"/>
+              <w:ind w:left="360"/>
             </w:pPr>
             <w:r>
               <w:t>regression algorithms</w:t>
@@ -4594,7 +4594,7 @@
           <w:p>
             <w:pPr>
               <w:spacing w:after="0"/>
-              <w:ind w:left="720"/>
+              <w:ind w:left="360"/>
             </w:pPr>
             <w:r>
               <w:t>decision trees</w:t>
@@ -4603,7 +4603,7 @@
           <w:p>
             <w:pPr>
               <w:spacing w:after="0"/>
-              <w:ind w:left="720"/>
+              <w:ind w:left="360"/>
             </w:pPr>
             <w:r>
               <w:t>instance-based algorithms</w:t>
@@ -4612,7 +4612,7 @@
           <w:p>
             <w:pPr>
               <w:spacing w:after="0"/>
-              <w:ind w:left="720"/>
+              <w:ind w:left="360"/>
             </w:pPr>
             <w:r>
               <w:t>neural network algorithms</w:t>
@@ -4695,7 +4695,7 @@
           <w:p>
             <w:pPr>
               <w:spacing w:after="0"/>
-              <w:ind w:left="720"/>
+              <w:ind w:left="360"/>
             </w:pPr>
             <w:r>
               <w:t>clustering algorithms</w:t>
@@ -4704,7 +4704,7 @@
           <w:p>
             <w:pPr>
               <w:spacing w:after="0"/>
-              <w:ind w:left="720"/>
+              <w:ind w:left="360"/>
             </w:pPr>
             <w:r>
               <w:t>association algorithms</w:t>
@@ -4713,7 +4713,7 @@
           <w:p>
             <w:pPr>
               <w:spacing w:after="0"/>
-              <w:ind w:left="720"/>
+              <w:ind w:left="360"/>
             </w:pPr>
             <w:r>
               <w:t>neural network algorithms</w:t>
@@ -5240,7 +5240,7 @@
           <w:p>
             <w:pPr>
               <w:spacing w:after="0"/>
-              <w:ind w:left="720"/>
+              <w:ind w:left="360"/>
             </w:pPr>
             <w:r>
               <w:t>cross-industry standard process for data mining (CRISP-DM) methodology</w:t>
@@ -5249,7 +5249,7 @@
           <w:p>
             <w:pPr>
               <w:spacing w:after="0"/>
-              <w:ind w:left="720"/>
+              <w:ind w:left="360"/>
             </w:pPr>
             <w:r>
               <w:t>software development methodology</w:t>
@@ -5332,7 +5332,7 @@
           <w:p>
             <w:pPr>
               <w:spacing w:after="0"/>
-              <w:ind w:left="720"/>
+              <w:ind w:left="360"/>
             </w:pPr>
             <w:r>
               <w:t>behavioural science</w:t>
@@ -5341,7 +5341,7 @@
           <w:p>
             <w:pPr>
               <w:spacing w:after="0"/>
-              <w:ind w:left="720"/>
+              <w:ind w:left="360"/>
             </w:pPr>
             <w:r>
               <w:t>data governance</w:t>
@@ -5350,7 +5350,7 @@
           <w:p>
             <w:pPr>
               <w:spacing w:after="0"/>
-              <w:ind w:left="720"/>
+              <w:ind w:left="360"/>
             </w:pPr>
             <w:r>
               <w:t>ethics</w:t>
@@ -5359,7 +5359,7 @@
           <w:p>
             <w:pPr>
               <w:spacing w:after="0"/>
-              <w:ind w:left="720"/>
+              <w:ind w:left="360"/>
             </w:pPr>
             <w:r>
               <w:t>human rights</w:t>
@@ -5368,7 +5368,7 @@
           <w:p>
             <w:pPr>
               <w:spacing w:after="0"/>
-              <w:ind w:left="720"/>
+              <w:ind w:left="360"/>
             </w:pPr>
             <w:r>
               <w:t>Australia’s Artificial Intelligence Ethics Framework.</w:t>
@@ -12041,6 +12041,7 @@
 </file>
 
 <file path=customXml/item4.xml><?xml version="1.0" encoding="utf-8"?>
+<?mso-contentType ?>
 <spe:Receivers xmlns:spe="http://schemas.microsoft.com/sharepoint/events">
   <Receiver>
     <Name>Document ID Generator</Name>
@@ -12090,6 +12091,7 @@
 </file>
 
 <file path=customXml/item5.xml><?xml version="1.0" encoding="utf-8"?>
+<?mso-contentType ?>
 <FormTemplates xmlns="http://schemas.microsoft.com/sharepoint/v3/contenttype/forms">
   <Display>DocumentLibraryForm</Display>
   <Edit>DocumentLibraryForm</Edit>
@@ -12098,6 +12100,7 @@
 </file>
 
 <file path=customXml/item6.xml><?xml version="1.0" encoding="utf-8"?>
+<?mso-contentType ?>
 <SharedContentType xmlns="Microsoft.SharePoint.Taxonomy.ContentTypeSync" SourceId="598972e7-4f0e-48c0-bb56-a9f22e25d3ec" ContentTypeId="0x0101000E64A23F1383D74E9A471A69050FD18B" PreviousValue="false" LastSyncTimeStamp="2021-09-09T00:35:20.36Z"/>
 </file>
 
